--- a/实验报告.docx
+++ b/实验报告.docx
@@ -2477,7 +2477,7 @@
           <w:b w:val="0"/>
           <w:sz w:val="18"/>
         </w:rPr>
-        <w:t>#define STUDENT_CLASS  "电信类2403班"</w:t>
+        <w:t>#define STUDENT_CLASS  "通信2班"</w:t>
       </w:r>
     </w:p>
     <w:p>
